--- a/outputs/NIGP_Executive_Brief_JHK3.docx
+++ b/outputs/NIGP_Executive_Brief_JHK3.docx
@@ -119,7 +119,7 @@
                 <w:color w:val="002F6C"/>
                 <w:sz w:val="22"/>
               </w:rPr>
-              <w:t>784,556 records classified across 23 years of City spend  •  86.4% auto-classified by deterministic rule  •  17.8% routed to procurement-staff review queue  •  End-to-end runtime: 14 min 37 sec on a standard workstation.</w:t>
+              <w:t>784,556 records classified across City spend (AP activity years 2017, 2020, 2021, 2023)  •  86.4% auto-classified by deterministic rule  •  17.8% routed to procurement-staff review queue  •  End-to-end runtime: 14 min 37 sec on a standard workstation.</w:t>
             </w:r>
           </w:p>
         </w:tc>

--- a/outputs/NIGP_Executive_Brief_JHK3.docx
+++ b/outputs/NIGP_Executive_Brief_JHK3.docx
@@ -109,7 +109,7 @@
                 <w:color w:val="DA291C"/>
                 <w:sz w:val="22"/>
               </w:rPr>
-              <w:t>HEADLINE OUTCOME — Production Run, 30 April 2026</w:t>
+              <w:t>HEADLINE OUTCOME — Production Run, 14 May 2026 (100% Mapped)</w:t>
             </w:r>
           </w:p>
           <w:p>
@@ -119,7 +119,7 @@
                 <w:color w:val="002F6C"/>
                 <w:sz w:val="22"/>
               </w:rPr>
-              <w:t>784,556 records classified across City spend (AP activity years 2017, 2020, 2021, 2023)  •  86.4% auto-classified by deterministic rule  •  17.8% routed to procurement-staff review queue  •  End-to-end runtime: 14 min 37 sec on a standard workstation.</w:t>
+              <w:t>784,556 records classified across City spend (AP activity years 2017, 2020, 2021, 2023)  •  100% mapped — 0 rows remain in review queue  •  87.7% via deterministic keyword rule  •  11.9% via AI-assist fallback (one-time AI mining harvested at build, no runtime API cost)  •  0.3% via Chicago account-code pattern  •  0.1% empty-description rows explicitly tagged "Unclassified".</w:t>
             </w:r>
           </w:p>
         </w:tc>
@@ -329,7 +329,7 @@
           <w:rFonts w:ascii="Calibri" w:hAnsi="Calibri"/>
           <w:sz w:val="22"/>
         </w:rPr>
-        <w:t xml:space="preserve">  First a hand-curated keyword rule, then an AI-mined long-tail keyword rule, then a Chicago account-code pattern. Anything still unmatched goes to human review rather than being guessed.</w:t>
+        <w:t xml:space="preserve">  First a hand-curated keyword rule, then an AI-mined long-tail keyword rule, then a Chicago account-code pattern. Anything still unmatched is filled at the AI-assist fallback layer from the saved one-time AI mining output (no runtime API calls).</w:t>
       </w:r>
     </w:p>
     <w:p>
@@ -396,7 +396,7 @@
           <w:color w:val="002F6C"/>
           <w:sz w:val="32"/>
         </w:rPr>
-        <w:t>PRODUCTION RESULTS — BEFORE AND AFTER AI-MINED RULES</w:t>
+        <w:t>PRODUCTION RESULTS — CLASSIFICATION METHOD BREAKDOWN</w:t>
       </w:r>
     </w:p>
     <w:tbl>
@@ -413,15 +413,14 @@
         </w:tblBorders>
       </w:tblPr>
       <w:tblGrid>
-        <w:gridCol w:w="2550"/>
-        <w:gridCol w:w="2550"/>
-        <w:gridCol w:w="2550"/>
-        <w:gridCol w:w="2550"/>
+        <w:gridCol w:w="3400"/>
+        <w:gridCol w:w="3400"/>
+        <w:gridCol w:w="3400"/>
       </w:tblGrid>
       <w:tr>
         <w:tc>
           <w:tcPr>
-            <w:tcW w:type="dxa" w:w="2550"/>
+            <w:tcW w:type="dxa" w:w="3400"/>
             <w:shd w:val="clear" w:color="auto" w:fill="002F6C"/>
           </w:tcPr>
           <w:p>
@@ -432,13 +431,13 @@
                 <w:color w:val="FFFFFF"/>
                 <w:sz w:val="20"/>
               </w:rPr>
-              <w:t>Outcome</w:t>
+              <w:t>Classification Method</w:t>
             </w:r>
           </w:p>
         </w:tc>
         <w:tc>
           <w:tcPr>
-            <w:tcW w:type="dxa" w:w="2550"/>
+            <w:tcW w:type="dxa" w:w="3400"/>
             <w:shd w:val="clear" w:color="auto" w:fill="002F6C"/>
           </w:tcPr>
           <w:p>
@@ -449,13 +448,13 @@
                 <w:color w:val="FFFFFF"/>
                 <w:sz w:val="20"/>
               </w:rPr>
-              <w:t>Pre-AI baseline</w:t>
+              <w:t>Rows</w:t>
             </w:r>
           </w:p>
         </w:tc>
         <w:tc>
           <w:tcPr>
-            <w:tcW w:type="dxa" w:w="2550"/>
+            <w:tcW w:type="dxa" w:w="3400"/>
             <w:shd w:val="clear" w:color="auto" w:fill="002F6C"/>
           </w:tcPr>
           <w:p>
@@ -466,24 +465,7 @@
                 <w:color w:val="FFFFFF"/>
                 <w:sz w:val="20"/>
               </w:rPr>
-              <w:t>Final</w:t>
-            </w:r>
-          </w:p>
-        </w:tc>
-        <w:tc>
-          <w:tcPr>
-            <w:tcW w:type="dxa" w:w="2550"/>
-            <w:shd w:val="clear" w:color="auto" w:fill="002F6C"/>
-          </w:tcPr>
-          <w:p>
-            <w:r>
-              <w:rPr>
-                <w:rFonts w:ascii="Calibri" w:hAnsi="Calibri"/>
-                <w:b/>
-                <w:color w:val="FFFFFF"/>
-                <w:sz w:val="20"/>
-              </w:rPr>
-              <w:t>Change</w:t>
+              <w:t>Share</w:t>
             </w:r>
           </w:p>
         </w:tc>
@@ -491,7 +473,7 @@
       <w:tr>
         <w:tc>
           <w:tcPr>
-            <w:tcW w:type="dxa" w:w="2550"/>
+            <w:tcW w:type="dxa" w:w="3400"/>
             <w:shd w:val="clear" w:color="auto" w:fill="D6EEF9"/>
           </w:tcPr>
           <w:p>
@@ -500,13 +482,13 @@
                 <w:rFonts w:ascii="Calibri" w:hAnsi="Calibri"/>
                 <w:sz w:val="20"/>
               </w:rPr>
-              <w:t>Auto-classified</w:t>
+              <w:t>Keyword rule (hand-curated + AI-mined)</w:t>
             </w:r>
           </w:p>
         </w:tc>
         <w:tc>
           <w:tcPr>
-            <w:tcW w:type="dxa" w:w="2550"/>
+            <w:tcW w:type="dxa" w:w="3400"/>
             <w:shd w:val="clear" w:color="auto" w:fill="D6EEF9"/>
           </w:tcPr>
           <w:p>
@@ -515,13 +497,13 @@
                 <w:rFonts w:ascii="Calibri" w:hAnsi="Calibri"/>
                 <w:sz w:val="20"/>
               </w:rPr>
-              <w:t>609,541 (77.7%)</w:t>
+              <w:t>688,044</w:t>
             </w:r>
           </w:p>
         </w:tc>
         <w:tc>
           <w:tcPr>
-            <w:tcW w:type="dxa" w:w="2550"/>
+            <w:tcW w:type="dxa" w:w="3400"/>
             <w:shd w:val="clear" w:color="auto" w:fill="D6EEF9"/>
           </w:tcPr>
           <w:p>
@@ -530,13 +512,59 @@
                 <w:rFonts w:ascii="Calibri" w:hAnsi="Calibri"/>
                 <w:sz w:val="20"/>
               </w:rPr>
-              <w:t>678,085 (86.4%)</w:t>
+              <w:t>87.7%</w:t>
+            </w:r>
+          </w:p>
+        </w:tc>
+      </w:tr>
+      <w:tr>
+        <w:tc>
+          <w:tcPr>
+            <w:tcW w:type="dxa" w:w="3400"/>
+          </w:tcPr>
+          <w:p>
+            <w:r>
+              <w:rPr>
+                <w:rFonts w:ascii="Calibri" w:hAnsi="Calibri"/>
+                <w:sz w:val="20"/>
+              </w:rPr>
+              <w:t>AI-assist fallback (one-time AI output, no runtime API)</w:t>
             </w:r>
           </w:p>
         </w:tc>
         <w:tc>
           <w:tcPr>
-            <w:tcW w:type="dxa" w:w="2550"/>
+            <w:tcW w:type="dxa" w:w="3400"/>
+          </w:tcPr>
+          <w:p>
+            <w:r>
+              <w:rPr>
+                <w:rFonts w:ascii="Calibri" w:hAnsi="Calibri"/>
+                <w:sz w:val="20"/>
+              </w:rPr>
+              <w:t>93,518</w:t>
+            </w:r>
+          </w:p>
+        </w:tc>
+        <w:tc>
+          <w:tcPr>
+            <w:tcW w:type="dxa" w:w="3400"/>
+          </w:tcPr>
+          <w:p>
+            <w:r>
+              <w:rPr>
+                <w:rFonts w:ascii="Calibri" w:hAnsi="Calibri"/>
+                <w:sz w:val="20"/>
+              </w:rPr>
+              <w:t>11.9%</w:t>
+            </w:r>
+          </w:p>
+        </w:tc>
+      </w:tr>
+      <w:tr>
+        <w:tc>
+          <w:tcPr>
+            <w:tcW w:type="dxa" w:w="3400"/>
             <w:shd w:val="clear" w:color="auto" w:fill="D6EEF9"/>
           </w:tcPr>
           <w:p>
@@ -545,73 +573,13 @@
                 <w:rFonts w:ascii="Calibri" w:hAnsi="Calibri"/>
                 <w:sz w:val="20"/>
               </w:rPr>
-              <w:t>+68,544  /  +8.7 pp</w:t>
-            </w:r>
-          </w:p>
-        </w:tc>
-      </w:tr>
-      <w:tr>
-        <w:tc>
-          <w:tcPr>
-            <w:tcW w:type="dxa" w:w="2550"/>
-          </w:tcPr>
-          <w:p>
-            <w:r>
-              <w:rPr>
-                <w:rFonts w:ascii="Calibri" w:hAnsi="Calibri"/>
-                <w:sz w:val="20"/>
-              </w:rPr>
-              <w:t>Sent to human review</w:t>
+              <w:t>Chicago account-code pattern (subgrant disbursements)</w:t>
             </w:r>
           </w:p>
         </w:tc>
         <w:tc>
           <w:tcPr>
-            <w:tcW w:type="dxa" w:w="2550"/>
-          </w:tcPr>
-          <w:p>
-            <w:r>
-              <w:rPr>
-                <w:rFonts w:ascii="Calibri" w:hAnsi="Calibri"/>
-                <w:sz w:val="20"/>
-              </w:rPr>
-              <w:t>175,015 (22.3%)</w:t>
-            </w:r>
-          </w:p>
-        </w:tc>
-        <w:tc>
-          <w:tcPr>
-            <w:tcW w:type="dxa" w:w="2550"/>
-          </w:tcPr>
-          <w:p>
-            <w:r>
-              <w:rPr>
-                <w:rFonts w:ascii="Calibri" w:hAnsi="Calibri"/>
-                <w:sz w:val="20"/>
-              </w:rPr>
-              <w:t>106,471 (13.6%)</w:t>
-            </w:r>
-          </w:p>
-        </w:tc>
-        <w:tc>
-          <w:tcPr>
-            <w:tcW w:type="dxa" w:w="2550"/>
-          </w:tcPr>
-          <w:p>
-            <w:r>
-              <w:rPr>
-                <w:rFonts w:ascii="Calibri" w:hAnsi="Calibri"/>
-                <w:sz w:val="20"/>
-              </w:rPr>
-              <w:t>−68,544</w:t>
-            </w:r>
-          </w:p>
-        </w:tc>
-      </w:tr>
-      <w:tr>
-        <w:tc>
-          <w:tcPr>
-            <w:tcW w:type="dxa" w:w="2550"/>
+            <w:tcW w:type="dxa" w:w="3400"/>
             <w:shd w:val="clear" w:color="auto" w:fill="D6EEF9"/>
           </w:tcPr>
           <w:p>
@@ -620,13 +588,13 @@
                 <w:rFonts w:ascii="Calibri" w:hAnsi="Calibri"/>
                 <w:sz w:val="20"/>
               </w:rPr>
-              <w:t>Review-flag QA queue</w:t>
+              <w:t>2,028</w:t>
             </w:r>
           </w:p>
         </w:tc>
         <w:tc>
           <w:tcPr>
-            <w:tcW w:type="dxa" w:w="2550"/>
+            <w:tcW w:type="dxa" w:w="3400"/>
             <w:shd w:val="clear" w:color="auto" w:fill="D6EEF9"/>
           </w:tcPr>
           <w:p>
@@ -635,13 +603,59 @@
                 <w:rFonts w:ascii="Calibri" w:hAnsi="Calibri"/>
                 <w:sz w:val="20"/>
               </w:rPr>
-              <w:t>408,037 (52.0%)</w:t>
+              <w:t>0.3%</w:t>
+            </w:r>
+          </w:p>
+        </w:tc>
+      </w:tr>
+      <w:tr>
+        <w:tc>
+          <w:tcPr>
+            <w:tcW w:type="dxa" w:w="3400"/>
+          </w:tcPr>
+          <w:p>
+            <w:r>
+              <w:rPr>
+                <w:rFonts w:ascii="Calibri" w:hAnsi="Calibri"/>
+                <w:sz w:val="20"/>
+              </w:rPr>
+              <w:t>Unclassified — No Description (explicitly tagged)</w:t>
             </w:r>
           </w:p>
         </w:tc>
         <w:tc>
           <w:tcPr>
-            <w:tcW w:type="dxa" w:w="2550"/>
+            <w:tcW w:type="dxa" w:w="3400"/>
+          </w:tcPr>
+          <w:p>
+            <w:r>
+              <w:rPr>
+                <w:rFonts w:ascii="Calibri" w:hAnsi="Calibri"/>
+                <w:sz w:val="20"/>
+              </w:rPr>
+              <w:t>966</w:t>
+            </w:r>
+          </w:p>
+        </w:tc>
+        <w:tc>
+          <w:tcPr>
+            <w:tcW w:type="dxa" w:w="3400"/>
+          </w:tcPr>
+          <w:p>
+            <w:r>
+              <w:rPr>
+                <w:rFonts w:ascii="Calibri" w:hAnsi="Calibri"/>
+                <w:sz w:val="20"/>
+              </w:rPr>
+              <w:t>0.1%</w:t>
+            </w:r>
+          </w:p>
+        </w:tc>
+      </w:tr>
+      <w:tr>
+        <w:tc>
+          <w:tcPr>
+            <w:tcW w:type="dxa" w:w="3400"/>
             <w:shd w:val="clear" w:color="auto" w:fill="D6EEF9"/>
           </w:tcPr>
           <w:p>
@@ -650,13 +664,13 @@
                 <w:rFonts w:ascii="Calibri" w:hAnsi="Calibri"/>
                 <w:sz w:val="20"/>
               </w:rPr>
-              <w:t>139,868 (17.8%)</w:t>
+              <w:t>TOTAL</w:t>
             </w:r>
           </w:p>
         </w:tc>
         <w:tc>
           <w:tcPr>
-            <w:tcW w:type="dxa" w:w="2550"/>
+            <w:tcW w:type="dxa" w:w="3400"/>
             <w:shd w:val="clear" w:color="auto" w:fill="D6EEF9"/>
           </w:tcPr>
           <w:p>
@@ -665,7 +679,22 @@
                 <w:rFonts w:ascii="Calibri" w:hAnsi="Calibri"/>
                 <w:sz w:val="20"/>
               </w:rPr>
-              <w:t>−268,169  /  −34.2 pp</w:t>
+              <w:t>784,556</w:t>
+            </w:r>
+          </w:p>
+        </w:tc>
+        <w:tc>
+          <w:tcPr>
+            <w:tcW w:type="dxa" w:w="3400"/>
+            <w:shd w:val="clear" w:color="auto" w:fill="D6EEF9"/>
+          </w:tcPr>
+          <w:p>
+            <w:r>
+              <w:rPr>
+                <w:rFonts w:ascii="Calibri" w:hAnsi="Calibri"/>
+                <w:sz w:val="20"/>
+              </w:rPr>
+              <w:t>100.0%</w:t>
             </w:r>
           </w:p>
         </w:tc>
@@ -774,7 +803,7 @@
           <w:rFonts w:ascii="Calibri" w:hAnsi="Calibri"/>
           <w:sz w:val="22"/>
         </w:rPr>
-        <w:t xml:space="preserve">  The 106,471-row review queue is a manageable quarterly triage workload, and triaged decisions become new rules — the queue shrinks over time.</w:t>
+        <w:t xml:space="preserve">  Every row is mapped to a Business Category. The 966 "Unclassified — No Description" rows are explicitly tagged so downstream consumers can filter on them rather than treat them as silent failures.</w:t>
       </w:r>
     </w:p>
     <w:sectPr>

--- a/outputs/NIGP_Executive_Brief_JHK3.docx
+++ b/outputs/NIGP_Executive_Brief_JHK3.docx
@@ -308,7 +308,7 @@
           <w:rFonts w:ascii="Calibri" w:hAnsi="Calibri"/>
           <w:sz w:val="22"/>
         </w:rPr>
-        <w:t xml:space="preserve">  Vendor name (a vendor can sell across many categories) and EY-supplied NIGP codes (another consultant's work product, not Chicago's authoritative judgment).</w:t>
+        <w:t xml:space="preserve">  Vendor name (a vendor can sell across many categories) and prior-supplied NIGP codes (another consultant's work product, not Chicago's authoritative judgment).</w:t>
       </w:r>
     </w:p>
     <w:p>
